--- a/contracts/tax_invoice_template.docx
+++ b/contracts/tax_invoice_template.docx
@@ -227,13 +227,14 @@
       <w:tblPr>
         <w:tblStyle w:val="TableGrid"/>
         <w:tblW w:w="11590" w:type="dxa"/>
+        <w:tblLayout w:type="fixed"/>
         <w:tblLook w:val="04A0"/>
       </w:tblPr>
       <w:tblGrid>
         <w:gridCol w:w="4669"/>
-        <w:gridCol w:w="3094"/>
-        <w:gridCol w:w="1701"/>
-        <w:gridCol w:w="2126"/>
+        <w:gridCol w:w="2952"/>
+        <w:gridCol w:w="1559"/>
+        <w:gridCol w:w="2410"/>
       </w:tblGrid>
       <w:tr>
         <w:trPr>
@@ -273,7 +274,7 @@
         </w:tc>
         <w:tc>
           <w:tcPr>
-            <w:tcW w:w="3094" w:type="dxa"/>
+            <w:tcW w:w="2952" w:type="dxa"/>
             <w:tcBorders>
               <w:top w:val="nil"/>
               <w:left w:val="nil"/>
@@ -306,7 +307,7 @@
         </w:tc>
         <w:tc>
           <w:tcPr>
-            <w:tcW w:w="1701" w:type="dxa"/>
+            <w:tcW w:w="1559" w:type="dxa"/>
             <w:tcBorders>
               <w:top w:val="nil"/>
               <w:left w:val="nil"/>
@@ -339,7 +340,7 @@
         </w:tc>
         <w:tc>
           <w:tcPr>
-            <w:tcW w:w="2126" w:type="dxa"/>
+            <w:tcW w:w="2410" w:type="dxa"/>
             <w:tcBorders>
               <w:top w:val="nil"/>
               <w:left w:val="nil"/>
@@ -452,7 +453,7 @@
         </w:tc>
         <w:tc>
           <w:tcPr>
-            <w:tcW w:w="3094" w:type="dxa"/>
+            <w:tcW w:w="2952" w:type="dxa"/>
             <w:tcBorders>
               <w:top w:val="nil"/>
               <w:left w:val="nil"/>
@@ -475,7 +476,7 @@
         </w:tc>
         <w:tc>
           <w:tcPr>
-            <w:tcW w:w="1701" w:type="dxa"/>
+            <w:tcW w:w="1559" w:type="dxa"/>
             <w:tcBorders>
               <w:top w:val="nil"/>
               <w:left w:val="nil"/>
@@ -498,7 +499,7 @@
         </w:tc>
         <w:tc>
           <w:tcPr>
-            <w:tcW w:w="2126" w:type="dxa"/>
+            <w:tcW w:w="2410" w:type="dxa"/>
             <w:tcBorders>
               <w:top w:val="nil"/>
               <w:left w:val="nil"/>
@@ -555,7 +556,7 @@
         </w:tc>
         <w:tc>
           <w:tcPr>
-            <w:tcW w:w="3094" w:type="dxa"/>
+            <w:tcW w:w="2952" w:type="dxa"/>
             <w:tcBorders>
               <w:top w:val="nil"/>
               <w:left w:val="nil"/>
@@ -585,7 +586,7 @@
         </w:tc>
         <w:tc>
           <w:tcPr>
-            <w:tcW w:w="1701" w:type="dxa"/>
+            <w:tcW w:w="1559" w:type="dxa"/>
             <w:tcBorders>
               <w:top w:val="nil"/>
               <w:left w:val="nil"/>
@@ -615,7 +616,7 @@
         </w:tc>
         <w:tc>
           <w:tcPr>
-            <w:tcW w:w="2126" w:type="dxa"/>
+            <w:tcW w:w="2410" w:type="dxa"/>
             <w:tcBorders>
               <w:top w:val="nil"/>
               <w:left w:val="nil"/>
@@ -693,7 +694,7 @@
         </w:tc>
         <w:tc>
           <w:tcPr>
-            <w:tcW w:w="3094" w:type="dxa"/>
+            <w:tcW w:w="2952" w:type="dxa"/>
             <w:tcBorders>
               <w:left w:val="nil"/>
               <w:bottom w:val="nil"/>
@@ -715,7 +716,7 @@
         </w:tc>
         <w:tc>
           <w:tcPr>
-            <w:tcW w:w="1701" w:type="dxa"/>
+            <w:tcW w:w="1559" w:type="dxa"/>
             <w:tcBorders>
               <w:left w:val="nil"/>
               <w:bottom w:val="nil"/>
@@ -737,7 +738,7 @@
         </w:tc>
         <w:tc>
           <w:tcPr>
-            <w:tcW w:w="2126" w:type="dxa"/>
+            <w:tcW w:w="2410" w:type="dxa"/>
             <w:tcBorders>
               <w:left w:val="nil"/>
               <w:bottom w:val="nil"/>
@@ -764,7 +765,7 @@
         </w:trPr>
         <w:tc>
           <w:tcPr>
-            <w:tcW w:w="7763" w:type="dxa"/>
+            <w:tcW w:w="7621" w:type="dxa"/>
             <w:gridSpan w:val="2"/>
             <w:tcBorders>
               <w:top w:val="nil"/>
@@ -788,7 +789,7 @@
         </w:tc>
         <w:tc>
           <w:tcPr>
-            <w:tcW w:w="1701" w:type="dxa"/>
+            <w:tcW w:w="1559" w:type="dxa"/>
             <w:tcBorders>
               <w:top w:val="nil"/>
               <w:left w:val="nil"/>
@@ -819,7 +820,7 @@
         </w:tc>
         <w:tc>
           <w:tcPr>
-            <w:tcW w:w="2126" w:type="dxa"/>
+            <w:tcW w:w="2410" w:type="dxa"/>
             <w:tcBorders>
               <w:top w:val="nil"/>
               <w:left w:val="nil"/>
@@ -869,7 +870,7 @@
         </w:trPr>
         <w:tc>
           <w:tcPr>
-            <w:tcW w:w="9464" w:type="dxa"/>
+            <w:tcW w:w="9180" w:type="dxa"/>
             <w:gridSpan w:val="3"/>
             <w:tcBorders>
               <w:top w:val="nil"/>
@@ -901,7 +902,7 @@
         </w:tc>
         <w:tc>
           <w:tcPr>
-            <w:tcW w:w="2126" w:type="dxa"/>
+            <w:tcW w:w="2410" w:type="dxa"/>
             <w:tcBorders>
               <w:top w:val="nil"/>
               <w:left w:val="nil"/>
@@ -942,6 +943,228 @@
               </w:rPr>
               <w:t>{{ gst }}</w:t>
             </w:r>
+          </w:p>
+        </w:tc>
+      </w:tr>
+      <w:tr>
+        <w:trPr>
+          <w:trHeight w:val="293"/>
+        </w:trPr>
+        <w:tc>
+          <w:tcPr>
+            <w:tcW w:w="9180" w:type="dxa"/>
+            <w:gridSpan w:val="3"/>
+            <w:tcBorders>
+              <w:top w:val="nil"/>
+              <w:left w:val="nil"/>
+              <w:bottom w:val="single" w:sz="4" w:space="0" w:color="000000" w:themeColor="text1"/>
+              <w:right w:val="nil"/>
+            </w:tcBorders>
+          </w:tcPr>
+          <w:p>
+            <w:pPr>
+              <w:shd w:val="clear" w:color="auto" w:fill="FFFFFF"/>
+              <w:spacing w:line="263" w:lineRule="atLeast"/>
+              <w:rPr>
+                <w:rFonts w:ascii="Consolas" w:eastAsia="Times New Roman" w:hAnsi="Consolas" w:cs="Times New Roman"/>
+                <w:color w:val="000000"/>
+                <w:sz w:val="19"/>
+                <w:szCs w:val="19"/>
+              </w:rPr>
+            </w:pPr>
+            <w:r>
+              <w:rPr>
+                <w:sz w:val="24"/>
+                <w:szCs w:val="24"/>
+              </w:rPr>
+              <w:t xml:space="preserve">{%tr if </w:t>
+            </w:r>
+            <w:r>
+              <w:rPr>
+                <w:sz w:val="24"/>
+                <w:szCs w:val="24"/>
+              </w:rPr>
+              <w:t>(</w:t>
+            </w:r>
+            <w:r>
+              <w:rPr>
+                <w:rFonts w:ascii="Consolas" w:eastAsia="Times New Roman" w:hAnsi="Consolas" w:cs="Times New Roman"/>
+                <w:color w:val="A31515"/>
+                <w:sz w:val="19"/>
+                <w:szCs w:val="19"/>
+              </w:rPr>
+              <w:t>travel_exp_required</w:t>
+            </w:r>
+            <w:r>
+              <w:rPr>
+                <w:sz w:val="24"/>
+                <w:szCs w:val="24"/>
+              </w:rPr>
+              <w:t xml:space="preserve"> </w:t>
+            </w:r>
+            <w:r>
+              <w:rPr>
+                <w:sz w:val="24"/>
+                <w:szCs w:val="24"/>
+              </w:rPr>
+              <w:t>== true)</w:t>
+            </w:r>
+            <w:r>
+              <w:rPr>
+                <w:sz w:val="24"/>
+                <w:szCs w:val="24"/>
+              </w:rPr>
+              <w:t xml:space="preserve"> %}</w:t>
+            </w:r>
+          </w:p>
+        </w:tc>
+        <w:tc>
+          <w:tcPr>
+            <w:tcW w:w="2410" w:type="dxa"/>
+            <w:tcBorders>
+              <w:top w:val="nil"/>
+              <w:left w:val="nil"/>
+              <w:bottom w:val="single" w:sz="4" w:space="0" w:color="000000" w:themeColor="text1"/>
+              <w:right w:val="nil"/>
+            </w:tcBorders>
+          </w:tcPr>
+          <w:p>
+            <w:pPr>
+              <w:tabs>
+                <w:tab w:val="right" w:pos="9356"/>
+              </w:tabs>
+              <w:spacing w:line="360" w:lineRule="auto"/>
+              <w:jc w:val="right"/>
+              <w:rPr>
+                <w:sz w:val="24"/>
+                <w:szCs w:val="24"/>
+              </w:rPr>
+            </w:pPr>
+          </w:p>
+        </w:tc>
+      </w:tr>
+      <w:tr>
+        <w:trPr>
+          <w:trHeight w:val="293"/>
+        </w:trPr>
+        <w:tc>
+          <w:tcPr>
+            <w:tcW w:w="9180" w:type="dxa"/>
+            <w:gridSpan w:val="3"/>
+            <w:tcBorders>
+              <w:top w:val="nil"/>
+              <w:left w:val="nil"/>
+              <w:bottom w:val="single" w:sz="4" w:space="0" w:color="000000" w:themeColor="text1"/>
+              <w:right w:val="nil"/>
+            </w:tcBorders>
+          </w:tcPr>
+          <w:p>
+            <w:pPr>
+              <w:shd w:val="clear" w:color="auto" w:fill="FFFFFF"/>
+              <w:spacing w:line="263" w:lineRule="atLeast"/>
+              <w:rPr>
+                <w:b/>
+                <w:sz w:val="24"/>
+                <w:szCs w:val="24"/>
+              </w:rPr>
+            </w:pPr>
+            <w:r>
+              <w:rPr>
+                <w:b/>
+                <w:sz w:val="24"/>
+                <w:szCs w:val="24"/>
+              </w:rPr>
+              <w:t>Travel Expenses</w:t>
+            </w:r>
+          </w:p>
+        </w:tc>
+        <w:tc>
+          <w:tcPr>
+            <w:tcW w:w="2410" w:type="dxa"/>
+            <w:tcBorders>
+              <w:top w:val="nil"/>
+              <w:left w:val="nil"/>
+              <w:bottom w:val="single" w:sz="4" w:space="0" w:color="000000" w:themeColor="text1"/>
+              <w:right w:val="nil"/>
+            </w:tcBorders>
+          </w:tcPr>
+          <w:p>
+            <w:pPr>
+              <w:tabs>
+                <w:tab w:val="right" w:pos="9356"/>
+              </w:tabs>
+              <w:spacing w:line="360" w:lineRule="auto"/>
+              <w:jc w:val="right"/>
+              <w:rPr>
+                <w:sz w:val="24"/>
+                <w:szCs w:val="24"/>
+              </w:rPr>
+            </w:pPr>
+            <w:r>
+              <w:rPr>
+                <w:sz w:val="24"/>
+                <w:szCs w:val="24"/>
+              </w:rPr>
+              <w:t>${{ travel_expense }}</w:t>
+            </w:r>
+          </w:p>
+        </w:tc>
+      </w:tr>
+      <w:tr>
+        <w:trPr>
+          <w:trHeight w:val="293"/>
+        </w:trPr>
+        <w:tc>
+          <w:tcPr>
+            <w:tcW w:w="9180" w:type="dxa"/>
+            <w:gridSpan w:val="3"/>
+            <w:tcBorders>
+              <w:top w:val="nil"/>
+              <w:left w:val="nil"/>
+              <w:bottom w:val="single" w:sz="4" w:space="0" w:color="000000" w:themeColor="text1"/>
+              <w:right w:val="nil"/>
+            </w:tcBorders>
+          </w:tcPr>
+          <w:p>
+            <w:pPr>
+              <w:shd w:val="clear" w:color="auto" w:fill="FFFFFF"/>
+              <w:spacing w:line="263" w:lineRule="atLeast"/>
+              <w:rPr>
+                <w:sz w:val="24"/>
+                <w:szCs w:val="24"/>
+              </w:rPr>
+            </w:pPr>
+            <w:r>
+              <w:rPr>
+                <w:sz w:val="24"/>
+                <w:szCs w:val="24"/>
+              </w:rPr>
+              <w:t>{%tr endif %}</w:t>
+            </w:r>
+          </w:p>
+        </w:tc>
+        <w:tc>
+          <w:tcPr>
+            <w:tcW w:w="2410" w:type="dxa"/>
+            <w:tcBorders>
+              <w:top w:val="nil"/>
+              <w:left w:val="nil"/>
+              <w:bottom w:val="single" w:sz="4" w:space="0" w:color="000000" w:themeColor="text1"/>
+              <w:right w:val="nil"/>
+            </w:tcBorders>
+          </w:tcPr>
+          <w:p>
+            <w:pPr>
+              <w:tabs>
+                <w:tab w:val="right" w:pos="9356"/>
+              </w:tabs>
+              <w:spacing w:line="360" w:lineRule="auto"/>
+              <w:jc w:val="right"/>
+              <w:rPr>
+                <w:sz w:val="24"/>
+                <w:szCs w:val="24"/>
+              </w:rPr>
+            </w:pPr>
           </w:p>
         </w:tc>
       </w:tr>
@@ -951,7 +1174,7 @@
         </w:trPr>
         <w:tc>
           <w:tcPr>
-            <w:tcW w:w="7763" w:type="dxa"/>
+            <w:tcW w:w="7621" w:type="dxa"/>
             <w:gridSpan w:val="2"/>
             <w:tcBorders>
               <w:top w:val="single" w:sz="4" w:space="0" w:color="000000" w:themeColor="text1"/>
@@ -975,7 +1198,7 @@
         </w:tc>
         <w:tc>
           <w:tcPr>
-            <w:tcW w:w="1701" w:type="dxa"/>
+            <w:tcW w:w="1559" w:type="dxa"/>
             <w:tcBorders>
               <w:top w:val="single" w:sz="4" w:space="0" w:color="000000" w:themeColor="text1"/>
               <w:left w:val="nil"/>
@@ -1008,7 +1231,7 @@
         </w:tc>
         <w:tc>
           <w:tcPr>
-            <w:tcW w:w="2126" w:type="dxa"/>
+            <w:tcW w:w="2410" w:type="dxa"/>
             <w:tcBorders>
               <w:top w:val="single" w:sz="4" w:space="0" w:color="000000" w:themeColor="text1"/>
               <w:left w:val="nil"/>
@@ -1227,6 +1450,7 @@
           <w:sz w:val="24"/>
           <w:szCs w:val="24"/>
         </w:rPr>
+        <w:lastRenderedPageBreak/>
         <w:drawing>
           <wp:inline distT="0" distB="0" distL="0" distR="0">
             <wp:extent cx="1976804" cy="448408"/>

--- a/contracts/tax_invoice_template.docx
+++ b/contracts/tax_invoice_template.docx
@@ -1007,7 +1007,21 @@
                 <w:sz w:val="24"/>
                 <w:szCs w:val="24"/>
               </w:rPr>
-              <w:t>== true)</w:t>
+              <w:t xml:space="preserve">== </w:t>
+            </w:r>
+            <w:r>
+              <w:rPr>
+                <w:sz w:val="24"/>
+                <w:szCs w:val="24"/>
+              </w:rPr>
+              <w:t>‘on’</w:t>
+            </w:r>
+            <w:r>
+              <w:rPr>
+                <w:sz w:val="24"/>
+                <w:szCs w:val="24"/>
+              </w:rPr>
+              <w:t>)</w:t>
             </w:r>
             <w:r>
               <w:rPr>

--- a/contracts/tax_invoice_template.docx
+++ b/contracts/tax_invoice_template.docx
@@ -1612,9 +1612,9 @@
       </w:rPr>
       <w:drawing>
         <wp:inline distT="0" distB="0" distL="0" distR="0">
-          <wp:extent cx="666750" cy="638256"/>
-          <wp:effectExtent l="19050" t="0" r="0" b="0"/>
-          <wp:docPr id="1" name="Picture 0" descr="icon.png"/>
+          <wp:extent cx="548093" cy="395654"/>
+          <wp:effectExtent l="0" t="0" r="4357" b="0"/>
+          <wp:docPr id="3" name="Picture 2" descr="output-onlinepngtools.png"/>
           <wp:cNvGraphicFramePr>
             <a:graphicFrameLocks xmlns:a="http://schemas.openxmlformats.org/drawingml/2006/main" noChangeAspect="1"/>
           </wp:cNvGraphicFramePr>
@@ -1622,7 +1622,7 @@
             <a:graphicData uri="http://schemas.openxmlformats.org/drawingml/2006/picture">
               <pic:pic xmlns:pic="http://schemas.openxmlformats.org/drawingml/2006/picture">
                 <pic:nvPicPr>
-                  <pic:cNvPr id="0" name="icon.png"/>
+                  <pic:cNvPr id="0" name="output-onlinepngtools.png"/>
                   <pic:cNvPicPr/>
                 </pic:nvPicPr>
                 <pic:blipFill>
@@ -1634,7 +1634,7 @@
                 <pic:spPr>
                   <a:xfrm>
                     <a:off x="0" y="0"/>
-                    <a:ext cx="666667" cy="638176"/>
+                    <a:ext cx="548640" cy="396049"/>
                   </a:xfrm>
                   <a:prstGeom prst="rect">
                     <a:avLst/>
